--- a/outputs/11_complexity/T26_model_size_and_memory.docx
+++ b/outputs/11_complexity/T26_model_size_and_memory.docx
@@ -1909,7 +1909,7 @@
           <w:i/>
           <w:sz w:val="14"/>
         </w:rPr>
-        <w:t>Source: D:/Projects/HeartGuard/outputs/11_complexity/training_time_summary.csv; D:/Projects/HeartGuard/outputs/11_complexity/inference_stage_summary.csv; D:/Projects/HeartGuard/outputs/11_complexity/model_footprint.csv; D:/Projects/HeartGuard/outputs/11_complexity/complexity_overview.csv</w:t>
+        <w:t>Source: outputs/11_complexity/training_time_summary.csv; outputs/11_complexity/inference_stage_summary.csv; outputs/11_complexity/model_footprint.csv; outputs/11_complexity/complexity_overview.csv</w:t>
       </w:r>
     </w:p>
     <w:p>
@@ -1918,7 +1918,7 @@
           <w:i/>
           <w:sz w:val="14"/>
         </w:rPr>
-        <w:t>Generated by PV-MEPCG / PulseVision at 2026-09-10T11:37:48.986342+00:00</w:t>
+        <w:t>Generated by PV-MEPCG / PulseVision at 2026-09-10T17:09:58.043458+00:00</w:t>
       </w:r>
     </w:p>
     <w:sectPr>
